--- a/samples/sample.docx
+++ b/samples/sample.docx
@@ -62,7 +62,7 @@
       <w:r>
         <w:t xml:space="preserve">, and a </w:t>
       </w:r>
-      <w:hyperlink w:history="1" r:id="rIdxwadurwd2fem9wvjsfqja">
+      <w:hyperlink w:history="1" r:id="rIdcp2jgx_ijcsijqbidu3t0">
         <w:r>
           <w:rPr>
             <w:rStyle w:val="Hyperlink"/>
